--- a/docs/Frontend Design.docx
+++ b/docs/Frontend Design.docx
@@ -115,6 +115,55 @@
         </w:rPr>
         <w:t>We also focus on improving the efficiency of the search process. Users can search using keywords and apply various filter criteria to narrow down results, enabling them to find suitable jobs or candidates more quickly.</w:t>
       </w:r>
+      <w:r>
+        <w:rPr>
+          <w:rFonts w:ascii="宋体" w:eastAsia="宋体" w:hAnsi="宋体" w:cs="宋体"/>
+          <w:noProof/>
+          <w:kern w:val="0"/>
+          <w:sz w:val="24"/>
+        </w:rPr>
+        <w:drawing>
+          <wp:inline distT="0" distB="0" distL="0" distR="0" wp14:anchorId="021CE45F" wp14:editId="392B67B8">
+            <wp:extent cx="4162926" cy="2145115"/>
+            <wp:effectExtent l="0" t="0" r="3175" b="1270"/>
+            <wp:docPr id="57260654" name="图片 1"/>
+            <wp:cNvGraphicFramePr>
+              <a:graphicFrameLocks xmlns:a="http://schemas.openxmlformats.org/drawingml/2006/main" noChangeAspect="1"/>
+            </wp:cNvGraphicFramePr>
+            <a:graphic xmlns:a="http://schemas.openxmlformats.org/drawingml/2006/main">
+              <a:graphicData uri="http://schemas.openxmlformats.org/drawingml/2006/picture">
+                <pic:pic xmlns:pic="http://schemas.openxmlformats.org/drawingml/2006/picture">
+                  <pic:nvPicPr>
+                    <pic:cNvPr id="57260654" name="图片 57260654"/>
+                    <pic:cNvPicPr/>
+                  </pic:nvPicPr>
+                  <pic:blipFill>
+                    <a:blip r:embed="rId5" cstate="print">
+                      <a:extLst>
+                        <a:ext uri="{28A0092B-C50C-407E-A947-70E740481C1C}">
+                          <a14:useLocalDpi xmlns:a14="http://schemas.microsoft.com/office/drawing/2010/main" val="0"/>
+                        </a:ext>
+                      </a:extLst>
+                    </a:blip>
+                    <a:stretch>
+                      <a:fillRect/>
+                    </a:stretch>
+                  </pic:blipFill>
+                  <pic:spPr>
+                    <a:xfrm>
+                      <a:off x="0" y="0"/>
+                      <a:ext cx="4186134" cy="2157074"/>
+                    </a:xfrm>
+                    <a:prstGeom prst="rect">
+                      <a:avLst/>
+                    </a:prstGeom>
+                  </pic:spPr>
+                </pic:pic>
+              </a:graphicData>
+            </a:graphic>
+          </wp:inline>
+        </w:drawing>
+      </w:r>
     </w:p>
     <w:p>
       <w:pPr>
@@ -172,6 +221,18 @@
           <w14:ligatures w14:val="none"/>
         </w:rPr>
       </w:pPr>
+    </w:p>
+    <w:p>
+      <w:pPr>
+        <w:widowControl/>
+        <w:spacing w:after="0" w:line="240" w:lineRule="auto"/>
+        <w:rPr>
+          <w:rFonts w:ascii="Arial" w:eastAsia="宋体" w:hAnsi="Arial" w:cs="Arial"/>
+          <w:kern w:val="0"/>
+          <w:sz w:val="24"/>
+          <w14:ligatures w14:val="none"/>
+        </w:rPr>
+      </w:pPr>
       <w:r>
         <w:rPr>
           <w:rFonts w:ascii="Arial" w:eastAsia="宋体" w:hAnsi="Arial" w:cs="Arial"/>
@@ -187,12 +248,63 @@
         <w:widowControl/>
         <w:spacing w:after="0" w:line="240" w:lineRule="auto"/>
         <w:rPr>
+          <w:rFonts w:ascii="Arial" w:eastAsia="宋体" w:hAnsi="Arial" w:cs="Arial" w:hint="eastAsia"/>
+          <w:kern w:val="0"/>
+          <w:sz w:val="24"/>
+          <w:lang w:val="en-AU"/>
+          <w14:ligatures w14:val="none"/>
+        </w:rPr>
+      </w:pPr>
+      <w:r>
+        <w:rPr>
           <w:rFonts w:ascii="Arial" w:eastAsia="宋体" w:hAnsi="Arial" w:cs="Arial"/>
-          <w:kern w:val="0"/>
-          <w:sz w:val="24"/>
-          <w14:ligatures w14:val="none"/>
-        </w:rPr>
-      </w:pPr>
+          <w:noProof/>
+          <w:kern w:val="0"/>
+          <w:sz w:val="24"/>
+        </w:rPr>
+        <w:lastRenderedPageBreak/>
+        <w:drawing>
+          <wp:inline distT="0" distB="0" distL="0" distR="0" wp14:anchorId="142071AF" wp14:editId="3BEAC8F0">
+            <wp:extent cx="4030579" cy="1665902"/>
+            <wp:effectExtent l="0" t="0" r="0" b="0"/>
+            <wp:docPr id="1500542933" name="图片 2" descr="图形用户界面, 文本, 应用程序, 电子邮件&#10;&#10;描述已自动生成"/>
+            <wp:cNvGraphicFramePr>
+              <a:graphicFrameLocks xmlns:a="http://schemas.openxmlformats.org/drawingml/2006/main" noChangeAspect="1"/>
+            </wp:cNvGraphicFramePr>
+            <a:graphic xmlns:a="http://schemas.openxmlformats.org/drawingml/2006/main">
+              <a:graphicData uri="http://schemas.openxmlformats.org/drawingml/2006/picture">
+                <pic:pic xmlns:pic="http://schemas.openxmlformats.org/drawingml/2006/picture">
+                  <pic:nvPicPr>
+                    <pic:cNvPr id="1500542933" name="图片 2" descr="图形用户界面, 文本, 应用程序, 电子邮件&#10;&#10;描述已自动生成"/>
+                    <pic:cNvPicPr/>
+                  </pic:nvPicPr>
+                  <pic:blipFill>
+                    <a:blip r:embed="rId6" cstate="print">
+                      <a:extLst>
+                        <a:ext uri="{28A0092B-C50C-407E-A947-70E740481C1C}">
+                          <a14:useLocalDpi xmlns:a14="http://schemas.microsoft.com/office/drawing/2010/main" val="0"/>
+                        </a:ext>
+                      </a:extLst>
+                    </a:blip>
+                    <a:stretch>
+                      <a:fillRect/>
+                    </a:stretch>
+                  </pic:blipFill>
+                  <pic:spPr>
+                    <a:xfrm>
+                      <a:off x="0" y="0"/>
+                      <a:ext cx="4136979" cy="1709879"/>
+                    </a:xfrm>
+                    <a:prstGeom prst="rect">
+                      <a:avLst/>
+                    </a:prstGeom>
+                  </pic:spPr>
+                </pic:pic>
+              </a:graphicData>
+            </a:graphic>
+          </wp:inline>
+        </w:drawing>
+      </w:r>
     </w:p>
     <w:p>
       <w:pPr>
@@ -273,6 +385,18 @@
         <w:widowControl/>
         <w:spacing w:after="0" w:line="240" w:lineRule="auto"/>
         <w:rPr>
+          <w:rFonts w:ascii="Arial" w:eastAsia="宋体" w:hAnsi="Arial" w:cs="Arial" w:hint="eastAsia"/>
+          <w:kern w:val="0"/>
+          <w:sz w:val="24"/>
+          <w14:ligatures w14:val="none"/>
+        </w:rPr>
+      </w:pPr>
+    </w:p>
+    <w:p>
+      <w:pPr>
+        <w:widowControl/>
+        <w:spacing w:after="0" w:line="240" w:lineRule="auto"/>
+        <w:rPr>
           <w:rFonts w:ascii="Arial" w:eastAsia="宋体" w:hAnsi="Arial" w:cs="Arial"/>
           <w:kern w:val="0"/>
           <w:sz w:val="24"/>
@@ -286,11 +410,150 @@
           <w:sz w:val="24"/>
           <w14:ligatures w14:val="none"/>
         </w:rPr>
-        <w:lastRenderedPageBreak/>
         <w:t>In the process of page design, we have always adhered to a core concept: clearly distinguishing between the two main types of users on the platform — job seekers and employers. Since the goals and needs of these two types of users differ significantly, we have designed different homepages, profile pages, and functional interfaces for them. This design allows users to immediately understand the page and identity they are currently on upon entering the system, and quickly access the most relevant features. By designing interfaces tailored to different user groups, the platform can provide a more personalized experience, while also enhancing overall usability and efficiency. Overall, we hope that every user of Job Radar can experience convenience, comfort, and clear operation throughout their usage, thereby completing job searching or recruitment-related tasks more efficiently.</w:t>
       </w:r>
     </w:p>
-    <w:p/>
+    <w:p>
+      <w:r>
+        <w:rPr>
+          <w:noProof/>
+        </w:rPr>
+        <w:lastRenderedPageBreak/>
+        <w:drawing>
+          <wp:inline distT="0" distB="0" distL="0" distR="0" wp14:anchorId="75BD669C" wp14:editId="09CA960B">
+            <wp:extent cx="3380740" cy="1804337"/>
+            <wp:effectExtent l="0" t="0" r="0" b="0"/>
+            <wp:docPr id="2055021819" name="图片 5" descr="图形用户界面, 应用程序&#10;&#10;描述已自动生成"/>
+            <wp:cNvGraphicFramePr>
+              <a:graphicFrameLocks xmlns:a="http://schemas.openxmlformats.org/drawingml/2006/main" noChangeAspect="1"/>
+            </wp:cNvGraphicFramePr>
+            <a:graphic xmlns:a="http://schemas.openxmlformats.org/drawingml/2006/main">
+              <a:graphicData uri="http://schemas.openxmlformats.org/drawingml/2006/picture">
+                <pic:pic xmlns:pic="http://schemas.openxmlformats.org/drawingml/2006/picture">
+                  <pic:nvPicPr>
+                    <pic:cNvPr id="2055021819" name="图片 5" descr="图形用户界面, 应用程序&#10;&#10;描述已自动生成"/>
+                    <pic:cNvPicPr/>
+                  </pic:nvPicPr>
+                  <pic:blipFill>
+                    <a:blip r:embed="rId7" cstate="print">
+                      <a:extLst>
+                        <a:ext uri="{28A0092B-C50C-407E-A947-70E740481C1C}">
+                          <a14:useLocalDpi xmlns:a14="http://schemas.microsoft.com/office/drawing/2010/main" val="0"/>
+                        </a:ext>
+                      </a:extLst>
+                    </a:blip>
+                    <a:stretch>
+                      <a:fillRect/>
+                    </a:stretch>
+                  </pic:blipFill>
+                  <pic:spPr>
+                    <a:xfrm>
+                      <a:off x="0" y="0"/>
+                      <a:ext cx="3432128" cy="1831764"/>
+                    </a:xfrm>
+                    <a:prstGeom prst="rect">
+                      <a:avLst/>
+                    </a:prstGeom>
+                  </pic:spPr>
+                </pic:pic>
+              </a:graphicData>
+            </a:graphic>
+          </wp:inline>
+        </w:drawing>
+      </w:r>
+      <w:r>
+        <w:rPr>
+          <w:noProof/>
+        </w:rPr>
+        <w:drawing>
+          <wp:inline distT="0" distB="0" distL="0" distR="0" wp14:anchorId="08FEEC86" wp14:editId="0BF32477">
+            <wp:extent cx="3380874" cy="1790569"/>
+            <wp:effectExtent l="0" t="0" r="0" b="635"/>
+            <wp:docPr id="1279561296" name="图片 3" descr="图形用户界面, 应用程序&#10;&#10;描述已自动生成"/>
+            <wp:cNvGraphicFramePr>
+              <a:graphicFrameLocks xmlns:a="http://schemas.openxmlformats.org/drawingml/2006/main" noChangeAspect="1"/>
+            </wp:cNvGraphicFramePr>
+            <a:graphic xmlns:a="http://schemas.openxmlformats.org/drawingml/2006/main">
+              <a:graphicData uri="http://schemas.openxmlformats.org/drawingml/2006/picture">
+                <pic:pic xmlns:pic="http://schemas.openxmlformats.org/drawingml/2006/picture">
+                  <pic:nvPicPr>
+                    <pic:cNvPr id="1279561296" name="图片 3" descr="图形用户界面, 应用程序&#10;&#10;描述已自动生成"/>
+                    <pic:cNvPicPr/>
+                  </pic:nvPicPr>
+                  <pic:blipFill>
+                    <a:blip r:embed="rId8" cstate="print">
+                      <a:extLst>
+                        <a:ext uri="{28A0092B-C50C-407E-A947-70E740481C1C}">
+                          <a14:useLocalDpi xmlns:a14="http://schemas.microsoft.com/office/drawing/2010/main" val="0"/>
+                        </a:ext>
+                      </a:extLst>
+                    </a:blip>
+                    <a:stretch>
+                      <a:fillRect/>
+                    </a:stretch>
+                  </pic:blipFill>
+                  <pic:spPr>
+                    <a:xfrm>
+                      <a:off x="0" y="0"/>
+                      <a:ext cx="3405710" cy="1803723"/>
+                    </a:xfrm>
+                    <a:prstGeom prst="rect">
+                      <a:avLst/>
+                    </a:prstGeom>
+                  </pic:spPr>
+                </pic:pic>
+              </a:graphicData>
+            </a:graphic>
+          </wp:inline>
+        </w:drawing>
+      </w:r>
+      <w:r>
+        <w:rPr>
+          <w:noProof/>
+        </w:rPr>
+        <w:drawing>
+          <wp:inline distT="0" distB="0" distL="0" distR="0" wp14:anchorId="7FC20543" wp14:editId="3CD67FD7">
+            <wp:extent cx="3383030" cy="1743242"/>
+            <wp:effectExtent l="0" t="0" r="0" b="0"/>
+            <wp:docPr id="1110105492" name="图片 6" descr="图形用户界面, 应用程序&#10;&#10;描述已自动生成"/>
+            <wp:cNvGraphicFramePr>
+              <a:graphicFrameLocks xmlns:a="http://schemas.openxmlformats.org/drawingml/2006/main" noChangeAspect="1"/>
+            </wp:cNvGraphicFramePr>
+            <a:graphic xmlns:a="http://schemas.openxmlformats.org/drawingml/2006/main">
+              <a:graphicData uri="http://schemas.openxmlformats.org/drawingml/2006/picture">
+                <pic:pic xmlns:pic="http://schemas.openxmlformats.org/drawingml/2006/picture">
+                  <pic:nvPicPr>
+                    <pic:cNvPr id="1110105492" name="图片 6" descr="图形用户界面, 应用程序&#10;&#10;描述已自动生成"/>
+                    <pic:cNvPicPr/>
+                  </pic:nvPicPr>
+                  <pic:blipFill>
+                    <a:blip r:embed="rId9" cstate="print">
+                      <a:extLst>
+                        <a:ext uri="{28A0092B-C50C-407E-A947-70E740481C1C}">
+                          <a14:useLocalDpi xmlns:a14="http://schemas.microsoft.com/office/drawing/2010/main" val="0"/>
+                        </a:ext>
+                      </a:extLst>
+                    </a:blip>
+                    <a:stretch>
+                      <a:fillRect/>
+                    </a:stretch>
+                  </pic:blipFill>
+                  <pic:spPr>
+                    <a:xfrm>
+                      <a:off x="0" y="0"/>
+                      <a:ext cx="3460978" cy="1783408"/>
+                    </a:xfrm>
+                    <a:prstGeom prst="rect">
+                      <a:avLst/>
+                    </a:prstGeom>
+                  </pic:spPr>
+                </pic:pic>
+              </a:graphicData>
+            </a:graphic>
+          </wp:inline>
+        </w:drawing>
+      </w:r>
+    </w:p>
     <w:sectPr>
       <w:pgSz w:w="11906" w:h="16838"/>
       <w:pgMar w:top="1440" w:right="1800" w:bottom="1440" w:left="1800" w:header="851" w:footer="992" w:gutter="0"/>
